--- a/zaini_case_audit_output/outputs/word/documents/004_الإيميل الوارد من الدكتور محمد البنا بشأن دراسة الحكمين في قضية 42824717.docx
+++ b/zaini_case_audit_output/outputs/word/documents/004_الإيميل الوارد من الدكتور محمد البنا بشأن دراسة الحكمين في قضية 42824717.docx
@@ -70,14 +70,13 @@
     <w:p/>
     <w:p>
       <w:pPr>
+        <w:pStyle w:val="Heading2"/>
         <w:jc w:val="right"/>
         <w:bidi/>
       </w:pPr>
       <w:r>
-        <w:rPr>
-          <w:b w:val="0"/>
-          <w:i w:val="0"/>
-        </w:rPr>
+        <w:t>[نص الضبط / الحكم — المتن الفعلي] ===</w:t>
+        <w:br/>
         <w:t>Saud Mansouri</w:t>
       </w:r>
     </w:p>
@@ -382,27 +381,25 @@
     </w:p>
     <w:p>
       <w:pPr>
+        <w:pStyle w:val="Heading2"/>
         <w:jc w:val="right"/>
         <w:bidi/>
       </w:pPr>
       <w:r>
-        <w:rPr>
-          <w:b w:val="0"/>
-          <w:i w:val="0"/>
-        </w:rPr>
+        <w:t>[ترويسة / كليشة وزارة العدل — معلومات رسمية متكررة] ===</w:t>
+        <w:br/>
         <w:t>E: mohammedalbanna@hejailanlaw.com</w:t>
       </w:r>
     </w:p>
     <w:p>
       <w:pPr>
+        <w:pStyle w:val="Heading2"/>
         <w:jc w:val="right"/>
         <w:bidi/>
       </w:pPr>
       <w:r>
-        <w:rPr>
-          <w:b w:val="0"/>
-          <w:i w:val="0"/>
-        </w:rPr>
+        <w:t>[نص الضبط / الحكم — المتن الفعلي] ===</w:t>
+        <w:br/>
         <w:t>Riyadh Head office: 3rd Fir. Al Dahna Center, 114 Al Ahsa St., P.O. Box 1454, Riyadh 11431, KSA</w:t>
       </w:r>
     </w:p>
@@ -525,27 +522,25 @@
     </w:p>
     <w:p>
       <w:pPr>
+        <w:pStyle w:val="Heading2"/>
         <w:jc w:val="right"/>
         <w:bidi/>
       </w:pPr>
       <w:r>
-        <w:rPr>
-          <w:b w:val="0"/>
-          <w:i w:val="0"/>
-        </w:rPr>
+        <w:t>[ترويسة / كليشة وزارة العدل — معلومات رسمية متكررة] ===</w:t>
+        <w:br/>
         <w:t>www.hejailanlaw.com</w:t>
       </w:r>
     </w:p>
     <w:p>
       <w:pPr>
+        <w:pStyle w:val="Heading2"/>
         <w:jc w:val="right"/>
         <w:bidi/>
       </w:pPr>
       <w:r>
-        <w:rPr>
-          <w:b w:val="0"/>
-          <w:i w:val="0"/>
-        </w:rPr>
+        <w:t>[نص الضبط / الحكم — المتن الفعلي] ===</w:t>
+        <w:br/>
         <w:t>LEADING FIRM</w:t>
       </w:r>
     </w:p>
@@ -720,40 +715,37 @@
     </w:p>
     <w:p>
       <w:pPr>
+        <w:pStyle w:val="Heading2"/>
         <w:jc w:val="right"/>
         <w:bidi/>
       </w:pPr>
       <w:r>
-        <w:rPr>
-          <w:b w:val="0"/>
-          <w:i w:val="0"/>
-        </w:rPr>
+        <w:t>[ترويسة / كليشة وزارة العدل — معلومات رسمية متكررة] ===</w:t>
+        <w:br/>
         <w:t>From: Anwar Bahmishan \&lt;anwar.bahmishan@ozco.com\&gt;</w:t>
       </w:r>
     </w:p>
     <w:p>
       <w:pPr>
+        <w:pStyle w:val="Heading2"/>
         <w:jc w:val="right"/>
         <w:bidi/>
       </w:pPr>
       <w:r>
-        <w:rPr>
-          <w:b w:val="0"/>
-          <w:i w:val="0"/>
-        </w:rPr>
+        <w:t>[نص الضبط / الحكم — المتن الفعلي] ===</w:t>
+        <w:br/>
         <w:t>Sent: Monday, September 29, 2025 11:20 AM</w:t>
       </w:r>
     </w:p>
     <w:p>
       <w:pPr>
+        <w:pStyle w:val="Heading2"/>
         <w:jc w:val="right"/>
         <w:bidi/>
       </w:pPr>
       <w:r>
-        <w:rPr>
-          <w:b w:val="0"/>
-          <w:i w:val="0"/>
-        </w:rPr>
+        <w:t>[ترويسة / كليشة وزارة العدل — معلومات رسمية متكررة] ===</w:t>
+        <w:br/>
         <w:t>To: Saud Mansouri \&lt;mansouri@hejailanlaw.com\&gt;</w:t>
       </w:r>
     </w:p>
@@ -772,14 +764,13 @@
     </w:p>
     <w:p>
       <w:pPr>
+        <w:pStyle w:val="Heading2"/>
         <w:jc w:val="right"/>
         <w:bidi/>
       </w:pPr>
       <w:r>
-        <w:rPr>
-          <w:b w:val="0"/>
-          <w:i w:val="0"/>
-        </w:rPr>
+        <w:t>[نص الضبط / الحكم — المتن الفعلي] ===</w:t>
+        <w:br/>
         <w:t>1</w:t>
       </w:r>
     </w:p>
@@ -941,27 +932,25 @@
     </w:p>
     <w:p>
       <w:pPr>
+        <w:pStyle w:val="Heading2"/>
         <w:jc w:val="right"/>
         <w:bidi/>
       </w:pPr>
       <w:r>
-        <w:rPr>
-          <w:b w:val="0"/>
-          <w:i w:val="0"/>
-        </w:rPr>
+        <w:t>[ترويسة / كليشة وزارة العدل — معلومات رسمية متكررة] ===</w:t>
+        <w:br/>
         <w:t>ثالثا: تناقض في الحكم - ادعاء القاضي في التسبيب بأن أخر صفحة من الحكم في تسبيب القاضي الصفحة</w:t>
       </w:r>
     </w:p>
     <w:p>
       <w:pPr>
+        <w:pStyle w:val="Heading2"/>
         <w:jc w:val="right"/>
         <w:bidi/>
       </w:pPr>
       <w:r>
-        <w:rPr>
-          <w:b w:val="0"/>
-          <w:i w:val="0"/>
-        </w:rPr>
+        <w:t>[نص الضبط / الحكم — المتن الفعلي] ===</w:t>
+        <w:br/>
         <w:t>(ةسماخلا</w:t>
       </w:r>
     </w:p>
@@ -1097,27 +1086,25 @@
     </w:p>
     <w:p>
       <w:pPr>
+        <w:pStyle w:val="Heading2"/>
         <w:jc w:val="right"/>
         <w:bidi/>
       </w:pPr>
       <w:r>
-        <w:rPr>
-          <w:b w:val="0"/>
-          <w:i w:val="0"/>
-        </w:rPr>
+        <w:t>[بيانات الأطراف: المدعي / المدعى عليه / الحاضرون] ===</w:t>
+        <w:br/>
         <w:t>قصورها العقلي منذ ولادتها. وهذا أمر يبطل الوكالة الصادرة منها (مرفق الحكم).</w:t>
       </w:r>
     </w:p>
     <w:p>
       <w:pPr>
+        <w:pStyle w:val="Heading2"/>
         <w:jc w:val="right"/>
         <w:bidi/>
       </w:pPr>
       <w:r>
-        <w:rPr>
-          <w:b w:val="0"/>
-          <w:i w:val="0"/>
-        </w:rPr>
+        <w:t>[نص الضبط / الحكم — المتن الفعلي] ===</w:t>
+        <w:br/>
         <w:t>المرفقات</w:t>
       </w:r>
     </w:p>
@@ -1786,27 +1773,25 @@
     </w:p>
     <w:p>
       <w:pPr>
+        <w:pStyle w:val="Heading2"/>
         <w:jc w:val="right"/>
         <w:bidi/>
       </w:pPr>
       <w:r>
-        <w:rPr>
-          <w:b w:val="0"/>
-          <w:i w:val="0"/>
-        </w:rPr>
+        <w:t>[بيانات الأطراف: المدعي / المدعى عليه / الحاضرون] ===</w:t>
+        <w:br/>
         <w:t>للمشتري وهو المدعى عليه.</w:t>
       </w:r>
     </w:p>
     <w:p>
       <w:pPr>
+        <w:pStyle w:val="Heading2"/>
         <w:jc w:val="right"/>
         <w:bidi/>
       </w:pPr>
       <w:r>
-        <w:rPr>
-          <w:b w:val="0"/>
-          <w:i w:val="0"/>
-        </w:rPr>
+        <w:t>[نص الضبط / الحكم — المتن الفعلي] ===</w:t>
+        <w:br/>
         <w:t>رابعا التناقض في الغرض من البيع</w:t>
       </w:r>
     </w:p>
@@ -1838,27 +1823,25 @@
     </w:p>
     <w:p>
       <w:pPr>
+        <w:pStyle w:val="Heading2"/>
         <w:jc w:val="right"/>
         <w:bidi/>
       </w:pPr>
       <w:r>
-        <w:rPr>
-          <w:b w:val="0"/>
-          <w:i w:val="0"/>
-        </w:rPr>
+        <w:t>[بيانات الأطراف: المدعي / المدعى عليه / الحاضرون] ===</w:t>
+        <w:br/>
         <w:t>تاءارجإلا يف ضقانتلا :اسماخ</w:t>
       </w:r>
     </w:p>
     <w:p>
       <w:pPr>
+        <w:pStyle w:val="Heading2"/>
         <w:jc w:val="right"/>
         <w:bidi/>
       </w:pPr>
       <w:r>
-        <w:rPr>
-          <w:b w:val="0"/>
-          <w:i w:val="0"/>
-        </w:rPr>
+        <w:t>[نص الضبط / الحكم — المتن الفعلي] ===</w:t>
+        <w:br/>
         <w:t>الحكم الابتدائي</w:t>
       </w:r>
     </w:p>
@@ -2605,27 +2588,25 @@
     </w:p>
     <w:p>
       <w:pPr>
+        <w:pStyle w:val="Heading2"/>
         <w:jc w:val="right"/>
         <w:bidi/>
       </w:pPr>
       <w:r>
-        <w:rPr>
-          <w:b w:val="0"/>
-          <w:i w:val="0"/>
-        </w:rPr>
+        <w:t>[ترويسة / كليشة وزارة العدل — معلومات رسمية متكررة] ===</w:t>
+        <w:br/>
         <w:t>فلا يعدل عنها إلى غيرها. كما يتناقض مع الثابت من تواريخ التقارير الطبية التي تثبت بيقين أنها</w:t>
       </w:r>
     </w:p>
     <w:p>
       <w:pPr>
+        <w:pStyle w:val="Heading2"/>
         <w:jc w:val="right"/>
         <w:bidi/>
       </w:pPr>
       <w:r>
-        <w:rPr>
-          <w:b w:val="0"/>
-          <w:i w:val="0"/>
-        </w:rPr>
+        <w:t>[نص الضبط / الحكم — المتن الفعلي] ===</w:t>
+        <w:br/>
         <w:t>بعد العقد وليست قبله.</w:t>
       </w:r>
     </w:p>
@@ -2709,27 +2690,25 @@
     </w:p>
     <w:p>
       <w:pPr>
+        <w:pStyle w:val="Heading2"/>
         <w:jc w:val="right"/>
         <w:bidi/>
       </w:pPr>
       <w:r>
-        <w:rPr>
-          <w:b w:val="0"/>
-          <w:i w:val="0"/>
-        </w:rPr>
+        <w:t>[بيانات الأطراف: المدعي / المدعى عليه / الحاضرون] ===</w:t>
+        <w:br/>
         <w:t>فقد شارك المدعي في إجراءات التخارج وأقرّ بها. لكنه لاحقاً أنكر صحة الحصص</w:t>
       </w:r>
     </w:p>
     <w:p>
       <w:pPr>
+        <w:pStyle w:val="Heading2"/>
         <w:jc w:val="right"/>
         <w:bidi/>
       </w:pPr>
       <w:r>
-        <w:rPr>
-          <w:b w:val="0"/>
-          <w:i w:val="0"/>
-        </w:rPr>
+        <w:t>[نص الضبط / الحكم — المتن الفعلي] ===</w:t>
+        <w:br/>
         <w:t>المنقولة وادعى أنها لا تمثل القيمة الحقيقية.</w:t>
       </w:r>
     </w:p>

--- a/zaini_case_audit_output/outputs/word/documents/004_الإيميل الوارد من الدكتور محمد البنا بشأن دراسة الحكمين في قضية 42824717.docx
+++ b/zaini_case_audit_output/outputs/word/documents/004_الإيميل الوارد من الدكتور محمد البنا بشأن دراسة الحكمين في قضية 42824717.docx
@@ -611,27 +611,25 @@
     </w:p>
     <w:p>
       <w:pPr>
+        <w:pStyle w:val="Heading2"/>
         <w:jc w:val="right"/>
         <w:bidi/>
       </w:pPr>
       <w:r>
-        <w:rPr>
-          <w:b w:val="0"/>
-          <w:i w:val="0"/>
-        </w:rPr>
-        <w:t>ةيدوعسلا ةيبرعلا ةكلمملا</w:t>
+        <w:t>[بيانات الأطراف: المدعي / المدعى عليه / الحاضرون] ===</w:t>
+        <w:br/>
+        <w:t>المملكة العربية السعودية</w:t>
       </w:r>
     </w:p>
     <w:p>
       <w:pPr>
+        <w:pStyle w:val="Heading2"/>
         <w:jc w:val="right"/>
         <w:bidi/>
       </w:pPr>
       <w:r>
-        <w:rPr>
-          <w:b w:val="0"/>
-          <w:i w:val="0"/>
-        </w:rPr>
+        <w:t>[نص الضبط / الحكم — المتن الفعلي] ===</w:t>
+        <w:br/>
         <w:t>KINGDOM OF SAUDI ARABIA</w:t>
       </w:r>
     </w:p>
@@ -2063,7 +2061,7 @@
           <w:b w:val="0"/>
           <w:i w:val="0"/>
         </w:rPr>
-        <w:t>صصحلا ءارش دعب ةكرشلل ( هيلع ىعدملا) ديدج كيرش لوخد لثم : ةميقلا عفر لماوع لافغإ ٤-</w:t>
+        <w:t>٤- إغفال عوامل رفع القيمة : مثل دخول شريك جديد (المدعى عليه ) للشركة بعد شراء الحصص</w:t>
       </w:r>
     </w:p>
     <w:p>

--- a/zaini_case_audit_output/outputs/word/documents/004_الإيميل الوارد من الدكتور محمد البنا بشأن دراسة الحكمين في قضية 42824717.docx
+++ b/zaini_case_audit_output/outputs/word/documents/004_الإيميل الوارد من الدكتور محمد البنا بشأن دراسة الحكمين في قضية 42824717.docx
@@ -75,7 +75,7 @@
         <w:bidi/>
       </w:pPr>
       <w:r>
-        <w:t>[نص الضبط / الحكم — المتن الفعلي] ===</w:t>
+        <w:t>[المتن الفعلي: الوقائع / الأسباب / المنطوق] ===</w:t>
         <w:br/>
         <w:t>Saud Mansouri</w:t>
       </w:r>
@@ -212,27 +212,25 @@
     </w:p>
     <w:p>
       <w:pPr>
+        <w:pStyle w:val="Heading2"/>
         <w:jc w:val="right"/>
         <w:bidi/>
       </w:pPr>
       <w:r>
-        <w:rPr>
-          <w:b w:val="0"/>
-          <w:i w:val="0"/>
-        </w:rPr>
+        <w:t>[المُرسَل إليه / المخاطَب والتحية] ===</w:t>
+        <w:br/>
         <w:t>حفظه الله</w:t>
       </w:r>
     </w:p>
     <w:p>
       <w:pPr>
+        <w:pStyle w:val="Heading2"/>
         <w:jc w:val="right"/>
         <w:bidi/>
       </w:pPr>
       <w:r>
-        <w:rPr>
-          <w:b w:val="0"/>
-          <w:i w:val="0"/>
-        </w:rPr>
+        <w:t>[المتن الفعلي: الوقائع / الأسباب / المنطوق] ===</w:t>
+        <w:br/>
         <w:t>ىيحي ديعس روتكدلا ذاتسألا ةداعس</w:t>
       </w:r>
     </w:p>
@@ -386,7 +384,7 @@
         <w:bidi/>
       </w:pPr>
       <w:r>
-        <w:t>[ترويسة / كليشة وزارة العدل — معلومات رسمية متكررة] ===</w:t>
+        <w:t>[ترويسة / كليشة رسمية — معلومات متكررة] ===</w:t>
         <w:br/>
         <w:t>E: mohammedalbanna@hejailanlaw.com</w:t>
       </w:r>
@@ -398,7 +396,7 @@
         <w:bidi/>
       </w:pPr>
       <w:r>
-        <w:t>[نص الضبط / الحكم — المتن الفعلي] ===</w:t>
+        <w:t>[المتن الفعلي: الوقائع / الأسباب / المنطوق] ===</w:t>
         <w:br/>
         <w:t>Riyadh Head office: 3rd Fir. Al Dahna Center, 114 Al Ahsa St., P.O. Box 1454, Riyadh 11431, KSA</w:t>
       </w:r>
@@ -527,7 +525,7 @@
         <w:bidi/>
       </w:pPr>
       <w:r>
-        <w:t>[ترويسة / كليشة وزارة العدل — معلومات رسمية متكررة] ===</w:t>
+        <w:t>[ترويسة / كليشة رسمية — معلومات متكررة] ===</w:t>
         <w:br/>
         <w:t>www.hejailanlaw.com</w:t>
       </w:r>
@@ -539,7 +537,7 @@
         <w:bidi/>
       </w:pPr>
       <w:r>
-        <w:t>[نص الضبط / الحكم — المتن الفعلي] ===</w:t>
+        <w:t>[المتن الفعلي: الوقائع / الأسباب / المنطوق] ===</w:t>
         <w:br/>
         <w:t>LEADING FIRM</w:t>
       </w:r>
@@ -628,7 +626,7 @@
         <w:bidi/>
       </w:pPr>
       <w:r>
-        <w:t>[نص الضبط / الحكم — المتن الفعلي] ===</w:t>
+        <w:t>[المتن الفعلي: الوقائع / الأسباب / المنطوق] ===</w:t>
         <w:br/>
         <w:t>KINGDOM OF SAUDI ARABIA</w:t>
       </w:r>
@@ -718,7 +716,7 @@
         <w:bidi/>
       </w:pPr>
       <w:r>
-        <w:t>[ترويسة / كليشة وزارة العدل — معلومات رسمية متكررة] ===</w:t>
+        <w:t>[ترويسة / كليشة رسمية — معلومات متكررة] ===</w:t>
         <w:br/>
         <w:t>From: Anwar Bahmishan \&lt;anwar.bahmishan@ozco.com\&gt;</w:t>
       </w:r>
@@ -730,7 +728,7 @@
         <w:bidi/>
       </w:pPr>
       <w:r>
-        <w:t>[نص الضبط / الحكم — المتن الفعلي] ===</w:t>
+        <w:t>[المتن الفعلي: الوقائع / الأسباب / المنطوق] ===</w:t>
         <w:br/>
         <w:t>Sent: Monday, September 29, 2025 11:20 AM</w:t>
       </w:r>
@@ -742,7 +740,7 @@
         <w:bidi/>
       </w:pPr>
       <w:r>
-        <w:t>[ترويسة / كليشة وزارة العدل — معلومات رسمية متكررة] ===</w:t>
+        <w:t>[ترويسة / كليشة رسمية — معلومات متكررة] ===</w:t>
         <w:br/>
         <w:t>To: Saud Mansouri \&lt;mansouri@hejailanlaw.com\&gt;</w:t>
       </w:r>
@@ -767,7 +765,7 @@
         <w:bidi/>
       </w:pPr>
       <w:r>
-        <w:t>[نص الضبط / الحكم — المتن الفعلي] ===</w:t>
+        <w:t>[المتن الفعلي: الوقائع / الأسباب / المنطوق] ===</w:t>
         <w:br/>
         <w:t>1</w:t>
       </w:r>
@@ -935,7 +933,7 @@
         <w:bidi/>
       </w:pPr>
       <w:r>
-        <w:t>[ترويسة / كليشة وزارة العدل — معلومات رسمية متكررة] ===</w:t>
+        <w:t>[ترويسة / كليشة رسمية — معلومات متكررة] ===</w:t>
         <w:br/>
         <w:t>ثالثا: تناقض في الحكم - ادعاء القاضي في التسبيب بأن أخر صفحة من الحكم في تسبيب القاضي الصفحة</w:t>
       </w:r>
@@ -947,7 +945,7 @@
         <w:bidi/>
       </w:pPr>
       <w:r>
-        <w:t>[نص الضبط / الحكم — المتن الفعلي] ===</w:t>
+        <w:t>[المتن الفعلي: الوقائع / الأسباب / المنطوق] ===</w:t>
         <w:br/>
         <w:t>(ةسماخلا</w:t>
       </w:r>
@@ -1101,21 +1099,20 @@
         <w:bidi/>
       </w:pPr>
       <w:r>
-        <w:t>[نص الضبط / الحكم — المتن الفعلي] ===</w:t>
+        <w:t>[الطلبات / المرفقات] ===</w:t>
         <w:br/>
         <w:t>المرفقات</w:t>
       </w:r>
     </w:p>
     <w:p>
       <w:pPr>
+        <w:pStyle w:val="Heading2"/>
         <w:jc w:val="right"/>
         <w:bidi/>
       </w:pPr>
       <w:r>
-        <w:rPr>
-          <w:b w:val="0"/>
-          <w:i w:val="0"/>
-        </w:rPr>
+        <w:t>[المتن الفعلي: الوقائع / الأسباب / المنطوق] ===</w:t>
+        <w:br/>
         <w:t>فانئتسالاو ىلوألا ةجردلا - ماكحالا .</w:t>
       </w:r>
     </w:p>
@@ -1788,7 +1785,7 @@
         <w:bidi/>
       </w:pPr>
       <w:r>
-        <w:t>[نص الضبط / الحكم — المتن الفعلي] ===</w:t>
+        <w:t>[المتن الفعلي: الوقائع / الأسباب / المنطوق] ===</w:t>
         <w:br/>
         <w:t>رابعا التناقض في الغرض من البيع</w:t>
       </w:r>
@@ -1838,7 +1835,7 @@
         <w:bidi/>
       </w:pPr>
       <w:r>
-        <w:t>[نص الضبط / الحكم — المتن الفعلي] ===</w:t>
+        <w:t>[المتن الفعلي: الوقائع / الأسباب / المنطوق] ===</w:t>
         <w:br/>
         <w:t>الحكم الابتدائي</w:t>
       </w:r>
@@ -2256,7 +2253,7 @@
           <w:b w:val="0"/>
           <w:i w:val="0"/>
         </w:rPr>
-        <w:t>(٩٤-٩٥) داوملا ةيندملا تالماعملا ماظنل</w:t>
+        <w:t>لنظام المعاملات المدنية المواد (٩٤-٩٥)</w:t>
       </w:r>
     </w:p>
     <w:p>
@@ -2591,7 +2588,7 @@
         <w:bidi/>
       </w:pPr>
       <w:r>
-        <w:t>[ترويسة / كليشة وزارة العدل — معلومات رسمية متكررة] ===</w:t>
+        <w:t>[ترويسة / كليشة رسمية — معلومات متكررة] ===</w:t>
         <w:br/>
         <w:t>فلا يعدل عنها إلى غيرها. كما يتناقض مع الثابت من تواريخ التقارير الطبية التي تثبت بيقين أنها</w:t>
       </w:r>
@@ -2603,7 +2600,7 @@
         <w:bidi/>
       </w:pPr>
       <w:r>
-        <w:t>[نص الضبط / الحكم — المتن الفعلي] ===</w:t>
+        <w:t>[المتن الفعلي: الوقائع / الأسباب / المنطوق] ===</w:t>
         <w:br/>
         <w:t>بعد العقد وليست قبله.</w:t>
       </w:r>
@@ -2705,7 +2702,7 @@
         <w:bidi/>
       </w:pPr>
       <w:r>
-        <w:t>[نص الضبط / الحكم — المتن الفعلي] ===</w:t>
+        <w:t>[المتن الفعلي: الوقائع / الأسباب / المنطوق] ===</w:t>
         <w:br/>
         <w:t>المنقولة وادعى أنها لا تمثل القيمة الحقيقية.</w:t>
       </w:r>

--- a/zaini_case_audit_output/outputs/word/documents/004_الإيميل الوارد من الدكتور محمد البنا بشأن دراسة الحكمين في قضية 42824717.docx
+++ b/zaini_case_audit_output/outputs/word/documents/004_الإيميل الوارد من الدكتور محمد البنا بشأن دراسة الحكمين في قضية 42824717.docx
@@ -231,7 +231,7 @@
       <w:r>
         <w:t>[المتن الفعلي: الوقائع / الأسباب / المنطوق] ===</w:t>
         <w:br/>
-        <w:t>ىيحي ديعس روتكدلا ذاتسألا ةداعس</w:t>
+        <w:t>سعادة الأستاذ الدكتور سعيد يحيى</w:t>
       </w:r>
     </w:p>
     <w:p>
@@ -335,7 +335,7 @@
           <w:b w:val="0"/>
           <w:i w:val="0"/>
         </w:rPr>
-        <w:t>انبلا دمحم .د ريدقتلاو ةيحتلا صلاخ لبقتو</w:t>
+        <w:t>وتقبل خالص التحية والتقدير د. محمد البنا</w:t>
       </w:r>
     </w:p>
     <w:p>
@@ -819,7 +819,7 @@
           <w:b w:val="0"/>
           <w:i w:val="0"/>
         </w:rPr>
-        <w:t>ةماسأ خيشلا اهب ماق يتلا لامعألا لباقم ةرجأ غلبم كانه نأ نيبتي دقعلا نم ثلا دنبلا يف ةصحفتم ةرظنبو</w:t>
+        <w:t>وبنظرة متفحصة في البند الث من العقد يتبين أن هناك مبلغ أجرة مقابل الأعمال التي قام بها الشيخ أسامة</w:t>
       </w:r>
     </w:p>
     <w:p>
@@ -832,7 +832,7 @@
           <w:b w:val="0"/>
           <w:i w:val="0"/>
         </w:rPr>
-        <w:t>ىوعدلا لحم ةكرشلا صخت ال ةماسأ خيشلا اهب ماق يتلا لامعألا نأ تركذ ةرئادلا نأ يف ضقانتلا لثمتيو</w:t>
+        <w:t>ويتمثل التناقض في أن الدائرة ذكرت أن الأعمال التي قام بها الشيخ أسامة لا تخص الشركة محل الدعوى</w:t>
       </w:r>
     </w:p>
     <w:p>
@@ -923,7 +923,7 @@
           <w:b w:val="0"/>
           <w:i w:val="0"/>
         </w:rPr>
-        <w:t>.ةيراجتلا صاصتخا نم امناو ةماعلا ةمكحملا صاصتخا</w:t>
+        <w:t>اختصاص المحكمة العامة وانما من اختصاص التجارية.</w:t>
       </w:r>
     </w:p>
     <w:p>
@@ -947,7 +947,7 @@
       <w:r>
         <w:t>[المتن الفعلي: الوقائع / الأسباب / المنطوق] ===</w:t>
         <w:br/>
-        <w:t>(ةسماخلا</w:t>
+        <w:t>الخامسة)</w:t>
       </w:r>
     </w:p>
     <w:p>
@@ -960,7 +960,7 @@
           <w:b w:val="0"/>
           <w:i w:val="0"/>
         </w:rPr>
-        <w:t>حيحص ريغ اذهو مييقتلاب لبق ةماسأ خيشلا -\</w:t>
+        <w:t>\- الشيخ أسامة قبل بالتقييم وهذا غير صحيح</w:t>
       </w:r>
     </w:p>
     <w:p>
@@ -973,7 +973,7 @@
           <w:b w:val="0"/>
           <w:i w:val="0"/>
         </w:rPr>
-        <w:t>خسنت يتلا ةيلمعلا يه جراختلا ةثداح امنيب صصحلا كلتل مييقت برقأ وه ةلازغ وبأ ريرقت نأب يضاقلا ءاعدا -\</w:t>
+        <w:t>\- ادعاء القاضي بأن تقرير أبو غزالة هو أقرب تقييم لتلك الحصص بينما حادثة التخارج هي العملية التي تنسخ</w:t>
       </w:r>
     </w:p>
     <w:p>
@@ -986,7 +986,7 @@
           <w:b w:val="0"/>
           <w:i w:val="0"/>
         </w:rPr>
-        <w:t>مييقتلا كلذ</w:t>
+        <w:t>ذلك التقييم</w:t>
       </w:r>
     </w:p>
     <w:p>
@@ -1038,7 +1038,7 @@
           <w:b w:val="0"/>
           <w:i w:val="0"/>
         </w:rPr>
-        <w:t>لبق صصحلا ةميق نم ققحتلا وأ الثم ةققدملا اهتاينازايم بجومب تاكرشلا مييقت بلطي نأ ردجألا نم ناكف قحلا ىلا لوصولا يضاقلا ديري ناك اذا اثلاثو دقعلا ةحص نم ققحتي ملو يضاقلا هب فرتعي مل يذلاو دقعلاب</w:t>
+        <w:t>بالعقد والذي لم يعترف به القاضي ولم يتحقق من صحة العقد وثالثا اذا كان يريد القاضي الوصول الى الحق فكان من الأجدر أن يطلب تقييم الشركات بموجب ميازانياتها المدققة مثلا أو التحقق من قيمة الحصص قبل</w:t>
       </w:r>
     </w:p>
     <w:p>
@@ -1051,7 +1051,7 @@
           <w:b w:val="0"/>
           <w:i w:val="0"/>
         </w:rPr>
-        <w:t>.هدلاو نم ةماسأ خيشلا ءارش</w:t>
+        <w:t>شراء الشيخ أسامة من والده.</w:t>
       </w:r>
     </w:p>
     <w:p>
@@ -1113,7 +1113,7 @@
       <w:r>
         <w:t>[المتن الفعلي: الوقائع / الأسباب / المنطوق] ===</w:t>
         <w:br/>
-        <w:t>فانئتسالاو ىلوألا ةجردلا - ماكحالا .</w:t>
+        <w:t>. الاحكام - الدرجة الأولى والاستئناف</w:t>
       </w:r>
     </w:p>
     <w:p>
@@ -1126,7 +1126,7 @@
           <w:b w:val="0"/>
           <w:i w:val="0"/>
         </w:rPr>
-        <w:t>فانئتسالاو ىلوألا - جليعدلا مكح</w:t>
+        <w:t>حكم الدعيلج - الأولى والاستئناف</w:t>
       </w:r>
     </w:p>
     <w:p>
@@ -1152,7 +1152,7 @@
           <w:b w:val="0"/>
           <w:i w:val="0"/>
         </w:rPr>
-        <w:t>.(تاكرشلاب ريدم ينيز ةماسا / خيشلا نييعت تارارق ةديدجلا تادنتسملا فلم</w:t>
+        <w:t>ملف المستندات الجديدة قرارات تعيين الشيخ / اسامة زيني مدير بالشركات).</w:t>
       </w:r>
     </w:p>
     <w:p>
@@ -1217,7 +1217,7 @@
           <w:b w:val="0"/>
           <w:i w:val="0"/>
         </w:rPr>
-        <w:t>يزارحلا ةقتاع ةدلاولا ىلع ةيالولا مكح</w:t>
+        <w:t>حكم الولاية على الوالدة عاتقة الحرازي</w:t>
       </w:r>
     </w:p>
     <w:p>
@@ -1230,7 +1230,7 @@
           <w:b w:val="0"/>
           <w:i w:val="0"/>
         </w:rPr>
-        <w:t>تاكرشلا يف جراختلاو حلصلا مكح</w:t>
+        <w:t>حكم الصلح والتخارج في الشركات</w:t>
       </w:r>
     </w:p>
     <w:p>
@@ -1256,7 +1256,7 @@
           <w:b w:val="0"/>
           <w:i w:val="0"/>
         </w:rPr>
-        <w:t>لماش ريرقت</w:t>
+        <w:t>تقرير شامل</w:t>
       </w:r>
     </w:p>
     <w:p>
@@ -1399,7 +1399,7 @@
           <w:b w:val="0"/>
           <w:i w:val="0"/>
         </w:rPr>
-        <w:t>.دوقعلاب ءافولاب رمأ يذلا</w:t>
+        <w:t>الذي أمر بالوفاء بالعقود.</w:t>
       </w:r>
     </w:p>
     <w:p>
@@ -1425,7 +1425,7 @@
           <w:b w:val="0"/>
           <w:i w:val="0"/>
         </w:rPr>
-        <w:t>ريغ ىرخأ تاكرش صخت لمع ةرجأو ،اهتميق نم ققحتلا نكمي ال ةيلئاع فيراصمو</w:t>
+        <w:t>ومصاريف عائلية لا يمكن التحقق من قيمتها، وأجرة عمل تخص شركات أخرى غير</w:t>
       </w:r>
     </w:p>
     <w:p>
@@ -1529,7 +1529,7 @@
           <w:b w:val="0"/>
           <w:i w:val="0"/>
         </w:rPr>
-        <w:t>.طقف لاير 000,450 ةميقب تناك مهسألا ةميق امنيب ، ١٢٠٠٠٠٠ وه عيبلا دقع يف نودملا يلعفلا عيبلا نمث امنيب ،ةلازغ وبأ ريبخلا ريرقتل اقفو ،لاير 931,757,368 تغلب ةعابملا صصحلا ةميق نأ (ةثرولا) يعدملا ىعدا</w:t>
+        <w:t>ادعى المدعي (الورثة) أن قيمة الحصص المباعة بلغت 368,757,931 ريال، وفقا لتقرير الخبير أبو غزالة، بينما ثمن البيع الفعلي المدون في عقد البيع هو ١٢٠٠٠٠٠ ، بينما قيمة الأسهم كانت بقيمة 450,000 ريال فقط.</w:t>
       </w:r>
     </w:p>
     <w:p>
@@ -1620,7 +1620,7 @@
           <w:b w:val="0"/>
           <w:i w:val="0"/>
         </w:rPr>
-        <w:t>فرطلا نم ةمدقملا دوقعلاو ةيكنبلا تادنتسملا دوجو لباقم يف ،ةرثؤم لماوع لفغأ ريبخلا ريرقت</w:t>
+        <w:t>تقرير الخبير أغفل عوامل مؤثرة، في مقابل وجود المستندات البنكية والعقود المقدمة من الطرف</w:t>
       </w:r>
     </w:p>
     <w:p>
@@ -1633,7 +1633,7 @@
           <w:b w:val="0"/>
           <w:i w:val="0"/>
         </w:rPr>
-        <w:t>.رخآلا</w:t>
+        <w:t>الآخر.</w:t>
       </w:r>
     </w:p>
     <w:p>
@@ -1646,7 +1646,7 @@
           <w:b w:val="0"/>
           <w:i w:val="0"/>
         </w:rPr>
-        <w:t>عئابلا ةفص يف ضقانتلا :ايناث</w:t>
+        <w:t>ثانيا: التناقض في صفة البائع</w:t>
       </w:r>
     </w:p>
     <w:p>
@@ -1672,7 +1672,7 @@
           <w:b w:val="0"/>
           <w:i w:val="0"/>
         </w:rPr>
-        <w:t>.ةنكمم ةميق ىلعأب اهئادأو (هدلاو) رصاقلا لوصأ ةيامح وه "ميقلا" رودف</w:t>
+        <w:t>فدور "القيم" هو حماية أصول القاصر (والده) وأدائها بأعلى قيمة ممكنة.</w:t>
       </w:r>
     </w:p>
     <w:p>
@@ -1685,7 +1685,7 @@
           <w:b w:val="0"/>
           <w:i w:val="0"/>
         </w:rPr>
-        <w:t>ًاميسج ًالالخإ لكشي صخشلا سفن يف نيتفصلا نيتاه نيب عمجلا نكمم رعس لقأب لصألا ىلع لوصحلا وه "يرتشملا" رودو ٤. ص بابسألا نم اثلاث يف ماك عيبلا دقع قفو ةماسأ خيشلل هللا همحر ثروملا دلاولا عيب ةجيتن ءاج صصحلا لاقتنا نأ ركذي ىرخأ ًةراتو ٢-</w:t>
+        <w:t>٢- وتارةً أخرى يذكر أن انتقال الحصص جاء نتيجة بيع الوالد المورث رحمه الله للشيخ أسامة وفق عقد البيع كام في ثالثا من الأسباب ص ٤. ودور "المشتري" هو الحصول على الأصل بأقل سعر ممكن الجمع بين هاتين الصفتين في نفس الشخص يشكل إخلالاً جسيماً</w:t>
       </w:r>
     </w:p>
     <w:p>
@@ -1711,7 +1711,7 @@
           <w:b w:val="0"/>
           <w:i w:val="0"/>
         </w:rPr>
-        <w:t>ثروملا لوح ضقانتلا :اثلاث</w:t>
+        <w:t>ثالثا: التناقض حول المورث</w:t>
       </w:r>
     </w:p>
     <w:p>
@@ -1818,25 +1818,27 @@
     </w:p>
     <w:p>
       <w:pPr>
-        <w:pStyle w:val="Heading2"/>
         <w:jc w:val="right"/>
         <w:bidi/>
       </w:pPr>
       <w:r>
-        <w:t>[بيانات الأطراف: المدعي / المدعى عليه / الحاضرون] ===</w:t>
-        <w:br/>
-        <w:t>تاءارجإلا يف ضقانتلا :اسماخ</w:t>
+        <w:rPr>
+          <w:b w:val="0"/>
+          <w:i w:val="0"/>
+        </w:rPr>
+        <w:t>خامسا: التناقض في الإجراءات</w:t>
       </w:r>
     </w:p>
     <w:p>
       <w:pPr>
-        <w:pStyle w:val="Heading2"/>
         <w:jc w:val="right"/>
         <w:bidi/>
       </w:pPr>
       <w:r>
-        <w:t>[المتن الفعلي: الوقائع / الأسباب / المنطوق] ===</w:t>
-        <w:br/>
+        <w:rPr>
+          <w:b w:val="0"/>
+          <w:i w:val="0"/>
+        </w:rPr>
         <w:t>الحكم الابتدائي</w:t>
       </w:r>
     </w:p>
@@ -1876,7 +1878,7 @@
           <w:b w:val="0"/>
           <w:i w:val="0"/>
         </w:rPr>
-        <w:t>امهتدارإ لماكب نيفرطلا نم عقوملا حيحصلا دقعلا هاجت يعرشلا ىضتقملا ةرئادلا رجت مل ٢-</w:t>
+        <w:t>٢- لم تجر الدائرة المقتضى الشرعي تجاه العقد الصحيح الموقع من الطرفين بكامل إرادتهما</w:t>
       </w:r>
     </w:p>
     <w:p>
@@ -1928,7 +1930,7 @@
           <w:b w:val="0"/>
           <w:i w:val="0"/>
         </w:rPr>
-        <w:t>.(ثروملا) عئابلا ةمذ يف ةماسأ خيشلل</w:t>
+        <w:t>للشيخ أسامة في ذمة البائع (المورث).</w:t>
       </w:r>
     </w:p>
     <w:p>
@@ -1980,7 +1982,7 @@
           <w:b w:val="0"/>
           <w:i w:val="0"/>
         </w:rPr>
-        <w:t>مث ،اهل يزاوج قح كلذ نأ تأرو تالاكولا لاطبإل انلكوم ةدلاو باوجتسا ةمكحملا تضفر - ٢</w:t>
+        <w:t>٢ - رفضت المحكمة استجواب والدة موكلنا لإبطال الوكالات ورأت أن ذلك حق جوازي لها، ثم</w:t>
       </w:r>
     </w:p>
     <w:p>
@@ -2175,7 +2177,7 @@
           <w:b w:val="0"/>
           <w:i w:val="0"/>
         </w:rPr>
-        <w:t>اوعجارت مث ةيئانجلا تاقيقحتلل رمألا لصوو ريوزتلاب كلذو ، "انومضمو الكش</w:t>
+        <w:t>شكلا ومضمونا" ، وذلك بالتزوير ووصل الأمر للتحقيقات الجنائية ثم تراجعوا</w:t>
       </w:r>
     </w:p>
     <w:p>
@@ -2227,7 +2229,7 @@
           <w:b w:val="0"/>
           <w:i w:val="0"/>
         </w:rPr>
-        <w:t>شحافلا نيغلاب عفدلا ىلإ أجل ريوزتلا</w:t>
+        <w:t>التزوير لجأ إلى الدفع بالغين الفاحش</w:t>
       </w:r>
     </w:p>
     <w:p>
@@ -2448,7 +2450,7 @@
           <w:b w:val="0"/>
           <w:i w:val="0"/>
         </w:rPr>
-        <w:t>ىفشتسملا خيراوتف هتيلهأ لاحو ،ثروملا عيقوتب احيحص مت دقعلا نوك نم ةتباثلا خيراوتلا ضقانت</w:t>
+        <w:t>تناقض التواريخ الثابتة من كون العقد تم صحيحا بتوقيع المورث، وحال أهليته فتواريخ المستشفى</w:t>
       </w:r>
     </w:p>
     <w:p>
@@ -2565,7 +2567,7 @@
           <w:b w:val="0"/>
           <w:i w:val="0"/>
         </w:rPr>
-        <w:t>ىلع ركذلا ةفنآ داوملا هذه لامعإ نكمي الف هيلعو ،كاردإلاو ةيلهألل ادقاف ثروملا نوكو ،شحافلا</w:t>
+        <w:t>الفاحش، وكون المورث فاقدا للأهلية والإدراك، وعليه فلا يمكن إعمال هذه المواد آنفة الذكر على</w:t>
       </w:r>
     </w:p>
     <w:p>
@@ -2795,7 +2797,7 @@
           <w:b w:val="0"/>
           <w:i w:val="0"/>
         </w:rPr>
-        <w:t>ةبلاطملاو دقعلا ةحص يف عازنلا يهو ةقيقحلا ىوعدلا ةعيبط نيب حيرصلا ضقانتلا نيبي اذهو</w:t>
+        <w:t>وهذا يبين التناقض الصريح بين طبيعة الدعوى الحقيقة وهي النزاع في صحة العقد والمطالبة</w:t>
       </w:r>
     </w:p>
     <w:p>
